--- a/seminars/qmsr-transition/QMSR-Transition-Participant-Handout.docx
+++ b/seminars/qmsr-transition/QMSR-Transition-Participant-Handout.docx
@@ -7521,7 +7521,7 @@
           <w:sz w:val="21"/>
           <w:szCs w:val="21"/>
         </w:rPr>
-        <w:t xml:space="preserve">Identify product risks that could adversely affect patients or users, then select a minimum of one element to evaluate requirements in each of the six QMS Areas, plus all four OAFRs, plus the general items: registration and listing, marketing authorizations, previous 483 and compliance issues, and any areas defined in the assignment.</w:t>
+        <w:t xml:space="preserve">Identify product risks that could adversely affect patients or users, then select a minimum of one element to evaluate requirements in each of the six QMS Areas, plus the four OAFRs as applicable, plus the general items: registration and listing, marketing authorizations, previous 483 and compliance issues, and any areas defined in the assignment.</w:t>
       </w:r>
     </w:p>
     <w:p>
@@ -7545,9 +7545,69 @@
           <w:sz w:val="21"/>
           <w:szCs w:val="21"/>
         </w:rPr>
-        <w:t xml:space="preserve">Evaluate a prescribed minimum list of elements: Product and Process Changes; the design and development elements from inputs through transfer, including software validation; Management Review, Medical Device File and Planning of Product Realization; Analysis of Data, Control of Nonconforming Product, Complaint Handling, Feedback, Internal Audits, Corrective Action and Preventive Action; Validation of Processes, Control of Production and Service Provision, Identification and Traceability, and, for sterile product, Sterile Medical Devices and Validation of Processes for Sterilization and Sterile Barrier Systems; Outsourcing; plus all four OAFRs. That is 22 elements, or 23 for sterile product.</w:t>
+        <w:t xml:space="preserve">Evaluate a prescribed minimum list of elements: Product and Process Changes; the design and development elements from inputs through transfer, including software validation; Management Review, Medical Device File and Planning of Product Realization; Analysis of Data, Control of Nonconforming Product, Complaint Handling, Feedback, Internal Audits, Corrective Action and Preventive Action; Validation of Processes, Control of Production and Service Provision, Identification and Traceability, and, for sterile product, Sterile Medical Devices and Validation of Processes for Sterilization and Sterile Barrier Systems; Outsourcing. That is 22 elements, or 23 for sterile product. Figure 2 then adds the same general items as Model 1, and the four OAFRs.</w:t>
       </w:r>
     </w:p>
+    <w:tbl>
+      <w:tblPr>
+        <w:tblW w:type="dxa" w:w="10080"/>
+        <w:tblBorders>
+          <w:top w:val="none" w:color="FFFFFF" w:sz="0"/>
+          <w:left w:val="none" w:color="FFFFFF" w:sz="0"/>
+          <w:bottom w:val="none" w:color="FFFFFF" w:sz="0"/>
+          <w:right w:val="none" w:color="FFFFFF" w:sz="0"/>
+          <w:insideH w:val="none" w:color="FFFFFF" w:sz="0"/>
+          <w:insideV w:val="none" w:color="FFFFFF" w:sz="0"/>
+        </w:tblBorders>
+      </w:tblPr>
+      <w:tblGrid>
+        <w:gridCol w:w="10080"/>
+      </w:tblGrid>
+      <w:tr>
+        <w:trPr>
+          <w:cantSplit/>
+        </w:trPr>
+        <w:tc>
+          <w:tcPr>
+            <w:tcW w:type="dxa" w:w="10080"/>
+            <w:shd w:fill="FBF2DE" w:color="auto" w:val="clear"/>
+            <w:tcMar>
+              <w:top w:type="dxa" w:w="140"/>
+              <w:left w:type="dxa" w:w="200"/>
+              <w:bottom w:type="dxa" w:w="140"/>
+              <w:right w:type="dxa" w:w="200"/>
+            </w:tcMar>
+          </w:tcPr>
+          <w:p>
+            <w:pPr>
+              <w:spacing w:after="60"/>
+            </w:pPr>
+            <w:r>
+              <w:rPr>
+                <w:b/>
+                <w:bCs/>
+                <w:i w:val="false"/>
+                <w:iCs w:val="false"/>
+                <w:sz w:val="20"/>
+                <w:szCs w:val="20"/>
+              </w:rPr>
+              <w:t xml:space="preserve">The OAFR split inside Model 2.</w:t>
+            </w:r>
+            <w:r>
+              <w:rPr>
+                <w:b w:val="false"/>
+                <w:bCs w:val="false"/>
+                <w:i w:val="false"/>
+                <w:iCs w:val="false"/>
+                <w:sz w:val="20"/>
+                <w:szCs w:val="20"/>
+              </w:rPr>
+              <w:t xml:space="preserve"> Model 2 has only two uses, and they do not carry the same OAFR scope. On a baseline surveillance inspection the four OAFRs are evaluated. On a PMA preapproval inspection they are not: each of the four OAFR sections (Part III.D.1 to 4) reads "Evaluate during all risk-based inspections except for PMA Preapproval inspections", and Part III.C directs the investigator, for a PMA preapproval inspection of a subject device not on the market in the United States, to "exclude elements marked OAFR in the model". Medical Device Tracking is narrower still: it is evaluated only where a tracking order was issued under 21 CFR 821. A crosswalk that presents "22 or 23 elements plus four OAFRs" as the whole of Model 2 is wrong for half of its uses.</w:t>
+            </w:r>
+          </w:p>
+        </w:tc>
+      </w:tr>
+    </w:tbl>
     <w:p>
       <w:pPr>
         <w:spacing w:after="120" w:before="0"/>
@@ -7562,7 +7622,7 @@
           <w:sz w:val="17"/>
           <w:szCs w:val="17"/>
         </w:rPr>
-        <w:t xml:space="preserve">FDA has stressed that both models define minimum requirements and are intentionally flexible: it is normal and expected for investigators to examine additional elements. Surveillance inspections are not conducted at sites actively enrolled in MDSAP, but MDSAP participants may be inspected under compliance follow-up, for-cause and Specific Product Risk Assignment assignments.</w:t>
+        <w:t xml:space="preserve">Neither list is a ceiling. Both figures carry the footnote that if the inspection reveals objectionable conditions, or the minimum requirements do not let the investigator assess something adequately, additional elements should be considered; and for most inspection types the Figure 3 model assignment applies "unless otherwise specified by the assignment". FDA has made the same point publicly: both models define minimum requirements and are intentionally flexible. Surveillance inspections are not conducted at sites actively enrolled in MDSAP, but MDSAP participants may be inspected under compliance follow-up, for-cause and Specific Product Risk Assignment assignments.</w:t>
       </w:r>
     </w:p>
     <w:p>
